--- a/学校公開日の日程について（回答・改訂版）.docx
+++ b/学校公開日の日程について（回答・改訂版）.docx
@@ -86,7 +86,7 @@
     </w:p>
     <w:p>
       <w:pPr>
-        <w:spacing w:before="0" w:after="120" w:line="360" w:lineRule="exact"/>
+        <w:spacing w:before="0" w:after="40" w:line="360" w:lineRule="exact"/>
       </w:pPr>
       <w:r>
         <w:rPr>
@@ -94,12 +94,12 @@
           <w:b w:val="0"/>
           <w:sz w:val="21"/>
         </w:rPr>
-        <w:t xml:space="preserve">　このたびお問い合わせをいただきました学校公開日（土曜授業）の日程につきまして、これまでの経緯及び区の考え方を含め、下記のとおり回答いたします。</w:t>
+        <w:t xml:space="preserve">　このたびお問い合わせのありました件について、下記のとおり回答いたします。</w:t>
       </w:r>
     </w:p>
     <w:p>
       <w:pPr>
-        <w:spacing w:before="0" w:after="160" w:line="360" w:lineRule="exact"/>
+        <w:spacing w:before="80" w:after="160" w:line="360" w:lineRule="exact"/>
         <w:jc w:val="center"/>
       </w:pPr>
       <w:r>
@@ -121,13 +121,12 @@
           <w:b/>
           <w:sz w:val="22"/>
         </w:rPr>
-        <w:t>１　土曜授業（学校公開）を実施している背景について</w:t>
+        <w:t>１　実施の背景について</w:t>
       </w:r>
     </w:p>
     <w:p>
       <w:pPr>
         <w:spacing w:before="0" w:after="80" w:line="380" w:lineRule="exact"/>
-        <w:ind w:firstLine="204"/>
       </w:pPr>
       <w:r>
         <w:rPr>
@@ -135,21 +134,7 @@
           <w:b w:val="0"/>
           <w:sz w:val="21"/>
         </w:rPr>
-        <w:t>学校は、平成14年度からの完全学校週５日制の下、学校・家庭・地域が連携し、社会全体で子供を育てることを基本としております。こうした中、国（文部科学省）は平成25年11月に学校教育法施行規則を改正し、各設置者の判断により土曜日に授業を実施できることを明確にしました。また東京都教育委員会からも、保護者や地域に開かれた学校づくりを進める観点から、土曜日の授業実施に係る留意点が示されております。</w:t>
-      </w:r>
-    </w:p>
-    <w:p>
-      <w:pPr>
-        <w:spacing w:before="0" w:after="80" w:line="380" w:lineRule="exact"/>
-        <w:ind w:firstLine="204"/>
-      </w:pPr>
-      <w:r>
-        <w:rPr>
-          <w:rFonts w:ascii="ＭＳ 明朝" w:hAnsi="ＭＳ 明朝" w:eastAsia="ＭＳ 明朝"/>
-          <w:b w:val="0"/>
-          <w:sz w:val="21"/>
-        </w:rPr>
-        <w:t>本区におきましても、これらの趣旨を踏まえ、平成24年度から、振替休業日を設定しない土曜授業を全小・中学校で実施しております。これは、①児童・生徒に必要な授業時数を確保すること、②保護者や地域の皆様に教育活動を広く公開し、学校教育への理解と信頼を高めること、を主なねらいとするものです。</w:t>
+        <w:t xml:space="preserve">　土曜日は、本区の学校の管理運営に関する規則において本来「休業日」とされており、土曜授業は、教育委員会の関与の下、特別に授業日として実施しているものです。平成24年度からは振替休業日を設定しない形で全小・中学校で実施しており、①必要な授業時数の確保、②保護者や地域への教育活動の公開、を主なねらいとしています。</w:t>
       </w:r>
     </w:p>
     <w:p>
@@ -162,13 +147,12 @@
           <w:b/>
           <w:sz w:val="22"/>
         </w:rPr>
-        <w:t>２　実施日の設定の考え方と、変更が難しい点について</w:t>
+        <w:t>２　実施日の考え方と変更が難しい点について</w:t>
       </w:r>
     </w:p>
     <w:p>
       <w:pPr>
         <w:spacing w:before="0" w:after="80" w:line="380" w:lineRule="exact"/>
-        <w:ind w:firstLine="204"/>
       </w:pPr>
       <w:r>
         <w:rPr>
@@ -176,21 +160,7 @@
           <w:b w:val="0"/>
           <w:sz w:val="21"/>
         </w:rPr>
-        <w:t>土曜授業は、上記のとおり「より多くの保護者・地域の皆様に学校を開く」ことを目的としているため、特定のご家庭ごとに日程を設定するのではなく、区立学校全体で共通の考え方の下、計画的に実施日を設定しております。実施日は、地域の行事や区の各種事業を計画する際の指標にもなっており、この点は制度の趣旨や学校運営上、変更が難しいものでございます。</w:t>
-      </w:r>
-    </w:p>
-    <w:p>
-      <w:pPr>
-        <w:spacing w:before="0" w:after="80" w:line="380" w:lineRule="exact"/>
-        <w:ind w:firstLine="204"/>
-      </w:pPr>
-      <w:r>
-        <w:rPr>
-          <w:rFonts w:ascii="ＭＳ 明朝" w:hAnsi="ＭＳ 明朝" w:eastAsia="ＭＳ 明朝"/>
-          <w:b w:val="0"/>
-          <w:sz w:val="21"/>
-        </w:rPr>
-        <w:t>また、教員の働き方改革の観点から、児童・生徒及び教職員の負担軽減を図るため、実施回数は令和６年度に従来の年８回から年４回程度へ見直したところであり、回数を増やして対応することも困難な状況にございます。これらの事情について、何卒ご理解を賜りますようお願い申し上げます。</w:t>
+        <w:t xml:space="preserve">　土曜授業は、より多くの保護者・地域に学校を開くことを目的とするため、ご家庭ごとではなく、区立学校全体で計画的に実施日を設定しております。また、働き方改革により、実施回数は令和6年度に年8回から年4回程度へ見直しており、これらの点は変更が難しい状況です。</w:t>
       </w:r>
     </w:p>
     <w:p>
@@ -203,13 +173,12 @@
           <w:b/>
           <w:sz w:val="22"/>
         </w:rPr>
-        <w:t>３　実施日の柔軟化に向けた令和８年度からの見直しについて</w:t>
+        <w:t>３　令和8年度からの見直しについて</w:t>
       </w:r>
     </w:p>
     <w:p>
       <w:pPr>
         <w:spacing w:before="0" w:after="80" w:line="380" w:lineRule="exact"/>
-        <w:ind w:firstLine="204"/>
       </w:pPr>
       <w:r>
         <w:rPr>
@@ -217,35 +186,7 @@
           <w:b w:val="0"/>
           <w:sz w:val="21"/>
         </w:rPr>
-        <w:t>一方で、今井様からご指摘いただきました「実施日が固定されていることによるご負担」につきましては、各学校からも同様の声が寄せられており、区としても改善すべき課題と受け止めております。</w:t>
-      </w:r>
-    </w:p>
-    <w:p>
-      <w:pPr>
-        <w:spacing w:before="0" w:after="80" w:line="380" w:lineRule="exact"/>
-        <w:ind w:firstLine="204"/>
-      </w:pPr>
-      <w:r>
-        <w:rPr>
-          <w:rFonts w:ascii="ＭＳ 明朝" w:hAnsi="ＭＳ 明朝" w:eastAsia="ＭＳ 明朝"/>
-          <w:b w:val="0"/>
-          <w:sz w:val="21"/>
-        </w:rPr>
-        <w:t>そこで令和８年度からは、これまで「原則第２土曜日」としておりました実施日を見直し、第２土曜日以外の土曜日にも実施できるよう運用を改めました。各学校が地域や保護者の実情に応じて公開日を設定できるようになりますので、お子様が通われる学校の年間行事予定をご確認いただくとともに、ご都合等につきましては学校へご相談くださいますようお願いいたします。</w:t>
-      </w:r>
-    </w:p>
-    <w:p>
-      <w:pPr>
-        <w:spacing w:before="0" w:after="80" w:line="380" w:lineRule="exact"/>
-        <w:ind w:firstLine="204"/>
-      </w:pPr>
-      <w:r>
-        <w:rPr>
-          <w:rFonts w:ascii="ＭＳ 明朝" w:hAnsi="ＭＳ 明朝" w:eastAsia="ＭＳ 明朝"/>
-          <w:b w:val="0"/>
-          <w:sz w:val="21"/>
-        </w:rPr>
-        <w:t>なお、土曜授業のほかにも、各学校では平日等に学校公開や授業参観の機会を設けております。お子様の学習の様子をご覧いただける機会として、あわせてご活用いただければ幸いです。</w:t>
+        <w:t xml:space="preserve">　一方、日程の固定によるご負担は、区としても改善すべき課題と受け止めております。令和8年度からは「原則第2土曜日」を見直し、第2土曜日以外でも実施できるよう改めました。詳細はお子様が通われる学校にご確認・ご相談ください。</w:t>
       </w:r>
     </w:p>
     <w:p>
@@ -258,7 +199,7 @@
           <w:b w:val="0"/>
           <w:sz w:val="21"/>
         </w:rPr>
-        <w:t xml:space="preserve">　引き続き、練馬区立学校の教育活動にご理解とご協力を賜りますよう、お願い申し上げます。</w:t>
+        <w:t xml:space="preserve">　引き続き、本区の教育活動にご理解とご協力を賜りますよう、お願い申し上げます。</w:t>
       </w:r>
     </w:p>
     <w:p>

--- a/学校公開日の日程について（回答・改訂版）.docx
+++ b/学校公開日の日程について（回答・改訂版）.docx
@@ -121,7 +121,7 @@
           <w:b/>
           <w:sz w:val="22"/>
         </w:rPr>
-        <w:t>１　実施の背景について</w:t>
+        <w:t>１　土曜授業の意義と実施の背景について</w:t>
       </w:r>
     </w:p>
     <w:p>
@@ -134,7 +134,7 @@
           <w:b w:val="0"/>
           <w:sz w:val="21"/>
         </w:rPr>
-        <w:t xml:space="preserve">　土曜日は、本区の学校の管理運営に関する規則において本来「休業日」とされており、土曜授業は、教育委員会の関与の下、特別に授業日として実施しているものです。平成24年度からは振替休業日を設定しない形で全小・中学校で実施しており、①必要な授業時数の確保、②保護者や地域への教育活動の公開、を主なねらいとしています。</w:t>
+        <w:t xml:space="preserve">　土曜日は、区立学校の管理運営に関する規則上、本来「休業日」とされておりますが、本区では、①必要な授業時数を確保すること、②保護者や地域の皆様に教育活動を広く公開し、学校教育への理解と信頼を高めること、を意義として、平成24年度から、教育委員会の関与の下、振替休業日を設定しない土曜授業を全小・中学校で実施しております。</w:t>
       </w:r>
     </w:p>
     <w:p>
@@ -147,7 +147,7 @@
           <w:b/>
           <w:sz w:val="22"/>
         </w:rPr>
-        <w:t>２　実施日の考え方と変更が難しい点について</w:t>
+        <w:t>２　「原則第二土曜日」としている経緯と理由について</w:t>
       </w:r>
     </w:p>
     <w:p>
@@ -160,7 +160,7 @@
           <w:b w:val="0"/>
           <w:sz w:val="21"/>
         </w:rPr>
-        <w:t xml:space="preserve">　土曜授業は、より多くの保護者・地域に学校を開くことを目的とするため、ご家庭ごとではなく、区立学校全体で計画的に実施日を設定しております。また、働き方改革により、実施回数は令和6年度に年8回から年4回程度へ見直しており、これらの点は変更が難しい状況です。</w:t>
+        <w:t xml:space="preserve">　実施日は、平成24年度以降、原則として第二土曜日を基本としてまいりました。これは、実施日をあらかじめ定まった日とすることで、保護者の皆様が参観のご予定を立てやすく、また地域や区の行事計画の見通しにもなり、より多くの方にご参加いただけるためです。なお、教員の働き方改革により、実施回数は令和6年度に年8回から年4回程度へ見直しており、これらの点は変更が難しい状況にございます。</w:t>
       </w:r>
     </w:p>
     <w:p>
@@ -186,7 +186,7 @@
           <w:b w:val="0"/>
           <w:sz w:val="21"/>
         </w:rPr>
-        <w:t xml:space="preserve">　一方、日程の固定によるご負担は、区としても改善すべき課題と受け止めております。令和8年度からは「原則第2土曜日」を見直し、第2土曜日以外でも実施できるよう改めました。詳細はお子様が通われる学校にご確認・ご相談ください。</w:t>
+        <w:t xml:space="preserve">　一方、日程の固定によるご負担は、区としても改善すべき課題と受け止めております。令和8年度からは、第二土曜日以外でも実施できるよう運用を改めましたので、お子様が通われる学校の予定をご確認のうえ、ご相談くださいますようお願いいたします。</w:t>
       </w:r>
     </w:p>
     <w:p>

--- a/学校公開日の日程について（回答・改訂版）.docx
+++ b/学校公開日の日程について（回答・改訂版）.docx
@@ -4,7 +4,7 @@
   <w:body>
     <w:p>
       <w:pPr>
-        <w:spacing w:before="0" w:after="200" w:line="360" w:lineRule="exact"/>
+        <w:spacing w:before="0" w:after="40" w:line="400" w:lineRule="exact"/>
         <w:jc w:val="right"/>
       </w:pPr>
       <w:r>
@@ -18,7 +18,21 @@
     </w:p>
     <w:p>
       <w:pPr>
-        <w:spacing w:before="0" w:after="200" w:line="360" w:lineRule="exact"/>
+        <w:spacing w:before="0" w:after="240" w:line="400" w:lineRule="exact"/>
+        <w:jc w:val="right"/>
+      </w:pPr>
+      <w:r>
+        <w:rPr>
+          <w:rFonts w:ascii="ＭＳ 明朝" w:hAnsi="ＭＳ 明朝" w:eastAsia="ＭＳ 明朝"/>
+          <w:b w:val="0"/>
+          <w:sz w:val="21"/>
+        </w:rPr>
+        <w:t>練馬区教育委員会　教育振興部　教育指導課</w:t>
+      </w:r>
+    </w:p>
+    <w:p>
+      <w:pPr>
+        <w:spacing w:before="0" w:after="240" w:line="400" w:lineRule="exact"/>
       </w:pPr>
       <w:r>
         <w:rPr>
@@ -31,35 +45,7 @@
     </w:p>
     <w:p>
       <w:pPr>
-        <w:spacing w:before="0" w:after="0" w:line="300" w:lineRule="exact"/>
-        <w:jc w:val="right"/>
-      </w:pPr>
-      <w:r>
-        <w:rPr>
-          <w:rFonts w:ascii="ＭＳ 明朝" w:hAnsi="ＭＳ 明朝" w:eastAsia="ＭＳ 明朝"/>
-          <w:b w:val="0"/>
-          <w:sz w:val="21"/>
-        </w:rPr>
-        <w:t>練馬区教育委員会</w:t>
-      </w:r>
-    </w:p>
-    <w:p>
-      <w:pPr>
-        <w:spacing w:before="0" w:after="280" w:line="300" w:lineRule="exact"/>
-        <w:jc w:val="right"/>
-      </w:pPr>
-      <w:r>
-        <w:rPr>
-          <w:rFonts w:ascii="ＭＳ 明朝" w:hAnsi="ＭＳ 明朝" w:eastAsia="ＭＳ 明朝"/>
-          <w:b w:val="0"/>
-          <w:sz w:val="21"/>
-        </w:rPr>
-        <w:t>教育振興部　教育指導課</w:t>
-      </w:r>
-    </w:p>
-    <w:p>
-      <w:pPr>
-        <w:spacing w:before="0" w:after="240" w:line="360" w:lineRule="exact"/>
+        <w:spacing w:before="0" w:after="240" w:line="400" w:lineRule="exact"/>
         <w:jc w:val="center"/>
       </w:pPr>
       <w:r>
@@ -68,12 +54,12 @@
           <w:b/>
           <w:sz w:val="26"/>
         </w:rPr>
-        <w:t>学校公開日（土曜授業）の日程について（回答）</w:t>
+        <w:t>学校公開日の日程について（回答）</w:t>
       </w:r>
     </w:p>
     <w:p>
       <w:pPr>
-        <w:spacing w:before="0" w:after="40" w:line="360" w:lineRule="exact"/>
+        <w:spacing w:before="0" w:after="120" w:line="400" w:lineRule="exact"/>
       </w:pPr>
       <w:r>
         <w:rPr>
@@ -81,52 +67,12 @@
           <w:b w:val="0"/>
           <w:sz w:val="21"/>
         </w:rPr>
-        <w:t xml:space="preserve">　日頃より、練馬区の学校教育にご理解とご協力を賜り、厚く御礼申し上げます。</w:t>
+        <w:t xml:space="preserve">　お問い合わせいただいた件について、教育指導課より回答いたします。</w:t>
       </w:r>
     </w:p>
     <w:p>
       <w:pPr>
-        <w:spacing w:before="0" w:after="40" w:line="360" w:lineRule="exact"/>
-      </w:pPr>
-      <w:r>
-        <w:rPr>
-          <w:rFonts w:ascii="ＭＳ 明朝" w:hAnsi="ＭＳ 明朝" w:eastAsia="ＭＳ 明朝"/>
-          <w:b w:val="0"/>
-          <w:sz w:val="21"/>
-        </w:rPr>
-        <w:t xml:space="preserve">　このたびお問い合わせのありました件について、下記のとおり回答いたします。</w:t>
-      </w:r>
-    </w:p>
-    <w:p>
-      <w:pPr>
-        <w:spacing w:before="80" w:after="160" w:line="360" w:lineRule="exact"/>
-        <w:jc w:val="center"/>
-      </w:pPr>
-      <w:r>
-        <w:rPr>
-          <w:rFonts w:ascii="ＭＳ 明朝" w:hAnsi="ＭＳ 明朝" w:eastAsia="ＭＳ 明朝"/>
-          <w:b w:val="0"/>
-          <w:sz w:val="22"/>
-        </w:rPr>
-        <w:t>記</w:t>
-      </w:r>
-    </w:p>
-    <w:p>
-      <w:pPr>
-        <w:spacing w:before="120" w:after="60" w:line="360" w:lineRule="exact"/>
-      </w:pPr>
-      <w:r>
-        <w:rPr>
-          <w:rFonts w:ascii="ＭＳ ゴシック" w:hAnsi="ＭＳ ゴシック" w:eastAsia="ＭＳ ゴシック"/>
-          <w:b/>
-          <w:sz w:val="22"/>
-        </w:rPr>
-        <w:t>１　土曜授業の意義と実施の背景について</w:t>
-      </w:r>
-    </w:p>
-    <w:p>
-      <w:pPr>
-        <w:spacing w:before="0" w:after="80" w:line="380" w:lineRule="exact"/>
+        <w:spacing w:before="0" w:after="120" w:line="400" w:lineRule="exact"/>
       </w:pPr>
       <w:r>
         <w:rPr>
@@ -139,20 +85,7 @@
     </w:p>
     <w:p>
       <w:pPr>
-        <w:spacing w:before="120" w:after="60" w:line="360" w:lineRule="exact"/>
-      </w:pPr>
-      <w:r>
-        <w:rPr>
-          <w:rFonts w:ascii="ＭＳ ゴシック" w:hAnsi="ＭＳ ゴシック" w:eastAsia="ＭＳ ゴシック"/>
-          <w:b/>
-          <w:sz w:val="22"/>
-        </w:rPr>
-        <w:t>２　「原則第二土曜日」としている経緯と理由について</w:t>
-      </w:r>
-    </w:p>
-    <w:p>
-      <w:pPr>
-        <w:spacing w:before="0" w:after="80" w:line="380" w:lineRule="exact"/>
+        <w:spacing w:before="0" w:after="120" w:line="400" w:lineRule="exact"/>
       </w:pPr>
       <w:r>
         <w:rPr>
@@ -160,25 +93,12 @@
           <w:b w:val="0"/>
           <w:sz w:val="21"/>
         </w:rPr>
-        <w:t xml:space="preserve">　実施日は、平成24年度以降、原則として第二土曜日を基本としてまいりました。これは、実施日をあらかじめ定まった日とすることで、保護者の皆様が参観のご予定を立てやすく、また地域や区の行事計画の見通しにもなり、より多くの方にご参加いただけるためです。なお、教員の働き方改革により、実施回数は令和6年度に年8回から年4回程度へ見直しており、これらの点は変更が難しい状況にございます。</w:t>
+        <w:t xml:space="preserve">　実施日は、平成24年度以降、原則として第二土曜日を基本としております。これは、あらかじめ定まった日とすることで、保護者の皆様が参観のご予定を立てやすく、また地域や区の行事計画の見通しにもなり、より多くの方にご参加いただけるためです。なお、教員の働き方改革等により、令和6年度からは従来の年8回から、実施月を問わず年間4回（第二土曜日）に縮減するなどの見直しを行ってきたところです。</w:t>
       </w:r>
     </w:p>
     <w:p>
       <w:pPr>
-        <w:spacing w:before="120" w:after="60" w:line="360" w:lineRule="exact"/>
-      </w:pPr>
-      <w:r>
-        <w:rPr>
-          <w:rFonts w:ascii="ＭＳ ゴシック" w:hAnsi="ＭＳ ゴシック" w:eastAsia="ＭＳ ゴシック"/>
-          <w:b/>
-          <w:sz w:val="22"/>
-        </w:rPr>
-        <w:t>３　令和8年度からの見直しについて</w:t>
-      </w:r>
-    </w:p>
-    <w:p>
-      <w:pPr>
-        <w:spacing w:before="0" w:after="80" w:line="380" w:lineRule="exact"/>
+        <w:spacing w:before="0" w:after="120" w:line="400" w:lineRule="exact"/>
       </w:pPr>
       <w:r>
         <w:rPr>
@@ -186,12 +106,12 @@
           <w:b w:val="0"/>
           <w:sz w:val="21"/>
         </w:rPr>
-        <w:t xml:space="preserve">　一方、日程の固定によるご負担は、区としても改善すべき課題と受け止めております。令和8年度からは、第二土曜日以外でも実施できるよう運用を改めましたので、お子様が通われる学校の予定をご確認のうえ、ご相談くださいますようお願いいたします。</w:t>
+        <w:t xml:space="preserve">　今井様からお申出がありました日程の固定によるご負担につきましては、教職員の多様な働き方や保護者としての参観機会の確保に関わる重要な視点として受け止めておりますが、より多くの保護者や地域の皆様が参加しやすいよう、あらかじめ定めた日に実施していることにつきまして、何卒ご理解を賜りますようお願い申し上げます。</w:t>
       </w:r>
     </w:p>
     <w:p>
       <w:pPr>
-        <w:spacing w:before="80" w:after="120" w:line="360" w:lineRule="exact"/>
+        <w:spacing w:before="0" w:after="120" w:line="400" w:lineRule="exact"/>
       </w:pPr>
       <w:r>
         <w:rPr>
@@ -199,22 +119,13 @@
           <w:b w:val="0"/>
           <w:sz w:val="21"/>
         </w:rPr>
-        <w:t xml:space="preserve">　引き続き、本区の教育活動にご理解とご協力を賜りますよう、お願い申し上げます。</w:t>
+        <w:t xml:space="preserve">　引き続き、練馬区立学校の教育活動にご理解とご協力を賜りますよう、お願い申し上げます。</w:t>
       </w:r>
     </w:p>
     <w:p>
       <w:pPr>
-        <w:spacing w:before="0" w:after="240" w:line="360" w:lineRule="exact"/>
-        <w:jc w:val="right"/>
+        <w:spacing w:before="0" w:after="80" w:line="400" w:lineRule="exact"/>
       </w:pPr>
-      <w:r>
-        <w:rPr>
-          <w:rFonts w:ascii="ＭＳ 明朝" w:hAnsi="ＭＳ 明朝" w:eastAsia="ＭＳ 明朝"/>
-          <w:b w:val="0"/>
-          <w:sz w:val="21"/>
-        </w:rPr>
-        <w:t>以上</w:t>
-      </w:r>
     </w:p>
     <w:p>
       <w:pPr>
